--- a/BeginersGuide/UsingForm/data/template.docx
+++ b/BeginersGuide/UsingForm/data/template.docx
@@ -123,15 +123,7 @@
     <w:p/>
     <w:p>
       <w:r>
-        <w:t xml:space="preserve">Name: </w:t>
-      </w:r>
-      <w:proofErr w:type="gramStart"/>
-      <w:r>
-        <w:t>{?form</w:t>
-      </w:r>
-      <w:proofErr w:type="gramEnd"/>
-      <w:r>
-        <w:t xml:space="preserve"> </w:t>
+        <w:t xml:space="preserve">Name: {?form </w:t>
       </w:r>
       <w:r>
         <w:t>first_name</w:t>
@@ -150,15 +142,7 @@
       </w:r>
       <w:r>
         <w:tab/>
-        <w:t xml:space="preserve">Surname: </w:t>
-      </w:r>
-      <w:proofErr w:type="gramStart"/>
-      <w:r>
-        <w:t>{?form</w:t>
-      </w:r>
-      <w:proofErr w:type="gramEnd"/>
-      <w:r>
-        <w:t xml:space="preserve"> </w:t>
+        <w:t xml:space="preserve">Surname: {?form </w:t>
       </w:r>
       <w:r>
         <w:t>last_name</w:t>
@@ -179,21 +163,7 @@
         <w:rPr>
           <w:lang w:val="en-US"/>
         </w:rPr>
-        <w:t xml:space="preserve">Radio </w:t>
-      </w:r>
-      <w:proofErr w:type="gramStart"/>
-      <w:r>
-        <w:rPr>
-          <w:lang w:val="en-US"/>
-        </w:rPr>
-        <w:t>List :</w:t>
-      </w:r>
-      <w:proofErr w:type="gramEnd"/>
-      <w:r>
-        <w:rPr>
-          <w:lang w:val="en-US"/>
-        </w:rPr>
-        <w:t xml:space="preserve"> {#radiolist}</w:t>
+        <w:t>Radio List : {#radiolist}</w:t>
       </w:r>
     </w:p>
     <w:p>
@@ -204,19 +174,11 @@
           <w:numId w:val="1"/>
         </w:numPr>
       </w:pPr>
-      <w:proofErr w:type="gramStart"/>
       <w:r>
         <w:rPr>
           <w:lang w:val="en-US"/>
         </w:rPr>
-        <w:t>{?form</w:t>
-      </w:r>
-      <w:proofErr w:type="gramEnd"/>
-      <w:r>
-        <w:rPr>
-          <w:lang w:val="en-US"/>
-        </w:rPr>
-        <w:t xml:space="preserve"> this} </w:t>
+        <w:t xml:space="preserve">{?form this} </w:t>
       </w:r>
     </w:p>
     <w:p>
@@ -232,44 +194,19 @@
       </w:r>
     </w:p>
     <w:p/>
-    <w:p/>
-    <w:p>
-      <w:proofErr w:type="gramStart"/>
-      <w:r>
+    <w:p>
+      <w:pPr>
         <w:rPr>
           <w:lang w:val="en-US"/>
         </w:rPr>
-        <w:t>{?form</w:t>
-      </w:r>
-      <w:proofErr w:type="gramEnd"/>
+      </w:pPr>
       <w:r>
         <w:rPr>
           <w:lang w:val="en-US"/>
         </w:rPr>
-        <w:t xml:space="preserve"> checkbox}</w:t>
-      </w:r>
-    </w:p>
-    <w:p/>
-    <w:p/>
-    <w:p/>
-    <w:p/>
-    <w:p/>
-    <w:p/>
-    <w:p/>
-    <w:p/>
-    <w:p/>
-    <w:p/>
-    <w:p/>
-    <w:p/>
-    <w:p/>
-    <w:p/>
-    <w:p/>
-    <w:p/>
-    <w:p/>
-    <w:p/>
-    <w:p/>
-    <w:p/>
-    <w:p/>
+        <w:t>{?form checkbox}</w:t>
+      </w:r>
+    </w:p>
     <w:p>
       <w:pPr>
         <w:rPr>
@@ -279,6 +216,66 @@
           <w:szCs w:val="21"/>
         </w:rPr>
       </w:pPr>
+    </w:p>
+    <w:p>
+      <w:r>
+        <w:t>Country: {?form country}</w:t>
+      </w:r>
+    </w:p>
+    <w:p/>
+    <w:p/>
+    <w:p>
+      <w:r>
+        <w:t>City: {?form city}</w:t>
+      </w:r>
+    </w:p>
+    <w:p/>
+    <w:p/>
+    <w:p>
+      <w:r>
+        <w:t>Roles: {?form roles}</w:t>
+      </w:r>
+    </w:p>
+    <w:p/>
+    <w:p/>
+    <w:p/>
+    <w:p/>
+    <w:p/>
+    <w:p>
+      <w:r>
+        <w:t>Password: {?form pw}</w:t>
+      </w:r>
+    </w:p>
+    <w:p/>
+    <w:p/>
+    <w:p>
+      <w:r>
+        <w:t>{?form submit}</w:t>
+      </w:r>
+    </w:p>
+    <w:p/>
+    <w:p/>
+    <w:p/>
+    <w:p/>
+    <w:p/>
+    <w:p/>
+    <w:p/>
+    <w:p/>
+    <w:p/>
+    <w:p/>
+    <w:p/>
+    <w:p/>
+    <w:p/>
+    <w:p/>
+    <w:p/>
+    <w:p/>
+    <w:p/>
+    <w:p/>
+    <w:p/>
+    <w:p/>
+    <w:p/>
+    <w:p/>
+    <w:p>
       <w:r>
         <w:rPr>
           <w:b/>
